--- a/Unsorted/Пушкин/разрушения/2. Пушкин. Разрушения.docx
+++ b/Unsorted/Пушкин/разрушения/2. Пушкин. Разрушения.docx
@@ -1,6 +1,6 @@
 
 <file path=word/document.xml><?xml version="1.0" encoding="utf-8"?>
-<w:document xmlns:wpc="http://schemas.microsoft.com/office/word/2010/wordprocessingCanvas" xmlns:cx="http://schemas.microsoft.com/office/drawing/2014/chartex" xmlns:mc="http://schemas.openxmlformats.org/markup-compatibility/2006" xmlns:o="urn:schemas-microsoft-com:office:office" xmlns:r="http://schemas.openxmlformats.org/officeDocument/2006/relationships" xmlns:m="http://schemas.openxmlformats.org/officeDocument/2006/math" xmlns:v="urn:schemas-microsoft-com:vml" xmlns:wp14="http://schemas.microsoft.com/office/word/2010/wordprocessingDrawing" xmlns:wp="http://schemas.openxmlformats.org/drawingml/2006/wordprocessingDrawing" xmlns:w10="urn:schemas-microsoft-com:office:word" xmlns:w="http://schemas.openxmlformats.org/wordprocessingml/2006/main" xmlns:w14="http://schemas.microsoft.com/office/word/2010/wordml" xmlns:w15="http://schemas.microsoft.com/office/word/2012/wordml" xmlns:w16se="http://schemas.microsoft.com/office/word/2015/wordml/symex" xmlns:wpg="http://schemas.microsoft.com/office/word/2010/wordprocessingGroup" xmlns:wpi="http://schemas.microsoft.com/office/word/2010/wordprocessingInk" xmlns:wne="http://schemas.microsoft.com/office/word/2006/wordml" xmlns:wps="http://schemas.microsoft.com/office/word/2010/wordprocessingShape" mc:Ignorable="w14 w15 w16se wp14">
+<w:document xmlns:wpc="http://schemas.microsoft.com/office/word/2010/wordprocessingCanvas" xmlns:cx="http://schemas.microsoft.com/office/drawing/2014/chartex" xmlns:cx1="http://schemas.microsoft.com/office/drawing/2015/9/8/chartex" xmlns:mc="http://schemas.openxmlformats.org/markup-compatibility/2006" xmlns:o="urn:schemas-microsoft-com:office:office" xmlns:r="http://schemas.openxmlformats.org/officeDocument/2006/relationships" xmlns:m="http://schemas.openxmlformats.org/officeDocument/2006/math" xmlns:v="urn:schemas-microsoft-com:vml" xmlns:wp14="http://schemas.microsoft.com/office/word/2010/wordprocessingDrawing" xmlns:wp="http://schemas.openxmlformats.org/drawingml/2006/wordprocessingDrawing" xmlns:w10="urn:schemas-microsoft-com:office:word" xmlns:w="http://schemas.openxmlformats.org/wordprocessingml/2006/main" xmlns:w14="http://schemas.microsoft.com/office/word/2010/wordml" xmlns:w15="http://schemas.microsoft.com/office/word/2012/wordml" xmlns:w16se="http://schemas.microsoft.com/office/word/2015/wordml/symex" xmlns:wpg="http://schemas.microsoft.com/office/word/2010/wordprocessingGroup" xmlns:wpi="http://schemas.microsoft.com/office/word/2010/wordprocessingInk" xmlns:wne="http://schemas.microsoft.com/office/word/2006/wordml" xmlns:wps="http://schemas.microsoft.com/office/word/2010/wordprocessingShape" mc:Ignorable="w14 w15 w16se wp14">
   <w:body>
     <w:p>
       <w:pPr>
@@ -19,7 +19,23 @@
           <w:b/>
           <w:sz w:val="24"/>
         </w:rPr>
-        <w:t xml:space="preserve">ПУШКИН В ГОДЫ ВОЙНЫ: Разорение императорской резиденции и </w:t>
+        <w:t>Пушкин в годы войны</w:t>
+      </w:r>
+      <w:r>
+        <w:rPr>
+          <w:rFonts w:ascii="Times New Roman" w:hAnsi="Times New Roman" w:cs="Times New Roman"/>
+          <w:b/>
+          <w:sz w:val="24"/>
+        </w:rPr>
+        <w:t>.</w:t>
+      </w:r>
+      <w:r>
+        <w:rPr>
+          <w:rFonts w:ascii="Times New Roman" w:hAnsi="Times New Roman" w:cs="Times New Roman"/>
+          <w:b/>
+          <w:sz w:val="24"/>
+        </w:rPr>
+        <w:t xml:space="preserve"> Разорение императорской резиденции и </w:t>
       </w:r>
       <w:r>
         <w:rPr>
@@ -64,28 +80,133 @@
           <w:rFonts w:ascii="Times New Roman" w:hAnsi="Times New Roman" w:cs="Times New Roman"/>
           <w:sz w:val="24"/>
         </w:rPr>
-        <w:t>Война обрушилась на Пушкин как катастрофа, уничтожившая один из самых утончённых дворцово-парковых ансамблей Европы. После захвата города в сентябре 1941 года Екатерининский дворец лишился музейного статуса и был превращён в штаб, казармы и служебные помещения. На довоенных снимках ещё сохранялся блеск фасадов, но уже в 1942 году немецкие офицеры, стоящи</w:t>
-      </w:r>
-      <w:r>
-        <w:rPr>
-          <w:rFonts w:ascii="Times New Roman" w:hAnsi="Times New Roman" w:cs="Times New Roman"/>
-          <w:sz w:val="24"/>
-        </w:rPr>
-        <w:t>е на ступенях у входа в дворец</w:t>
-      </w:r>
-      <w:r>
-        <w:rPr>
-          <w:rFonts w:ascii="Times New Roman" w:hAnsi="Times New Roman" w:cs="Times New Roman"/>
-          <w:sz w:val="24"/>
-        </w:rPr>
-        <w:t xml:space="preserve">, стали символом насильственного присвоения пространства. Почти одновременно начался организованный грабёж — оккупанты выносят ценности из Екатерининского дворца, превращая искусство, мебель, </w:t>
-      </w:r>
-      <w:r>
-        <w:rPr>
-          <w:rFonts w:ascii="Times New Roman" w:hAnsi="Times New Roman" w:cs="Times New Roman"/>
-          <w:sz w:val="24"/>
-        </w:rPr>
-        <w:t>ткани и декор в военную добычу.</w:t>
+        <w:t>Война обрушилась на Пушкин как катастрофа</w:t>
+      </w:r>
+      <w:r>
+        <w:rPr>
+          <w:rFonts w:ascii="Times New Roman" w:hAnsi="Times New Roman" w:cs="Times New Roman"/>
+          <w:sz w:val="24"/>
+        </w:rPr>
+        <w:t xml:space="preserve">. </w:t>
+      </w:r>
+      <w:r>
+        <w:rPr>
+          <w:rFonts w:ascii="Times New Roman" w:hAnsi="Times New Roman" w:cs="Times New Roman"/>
+          <w:sz w:val="24"/>
+        </w:rPr>
+        <w:t>Б</w:t>
+      </w:r>
+      <w:r>
+        <w:rPr>
+          <w:rFonts w:ascii="Times New Roman" w:hAnsi="Times New Roman" w:cs="Times New Roman"/>
+          <w:sz w:val="24"/>
+        </w:rPr>
+        <w:t xml:space="preserve">уквально сразу </w:t>
+      </w:r>
+      <w:r>
+        <w:rPr>
+          <w:rFonts w:ascii="Times New Roman" w:hAnsi="Times New Roman" w:cs="Times New Roman"/>
+          <w:sz w:val="24"/>
+        </w:rPr>
+        <w:t xml:space="preserve">после объявления войны </w:t>
+      </w:r>
+      <w:r>
+        <w:rPr>
+          <w:rFonts w:ascii="Times New Roman" w:hAnsi="Times New Roman" w:cs="Times New Roman"/>
+          <w:sz w:val="24"/>
+        </w:rPr>
+        <w:t>начались работы по подготовке к эвакуации</w:t>
+      </w:r>
+      <w:r>
+        <w:rPr>
+          <w:rFonts w:ascii="Times New Roman" w:hAnsi="Times New Roman" w:cs="Times New Roman"/>
+          <w:sz w:val="24"/>
+        </w:rPr>
+        <w:t xml:space="preserve"> музейных ценностей</w:t>
+      </w:r>
+      <w:r>
+        <w:rPr>
+          <w:rFonts w:ascii="Times New Roman" w:hAnsi="Times New Roman" w:cs="Times New Roman"/>
+          <w:sz w:val="24"/>
+        </w:rPr>
+        <w:t>.</w:t>
+      </w:r>
+      <w:r>
+        <w:rPr>
+          <w:rFonts w:ascii="Times New Roman" w:hAnsi="Times New Roman" w:cs="Times New Roman"/>
+          <w:sz w:val="24"/>
+        </w:rPr>
+        <w:t xml:space="preserve"> </w:t>
+      </w:r>
+      <w:r>
+        <w:rPr>
+          <w:rFonts w:ascii="Times New Roman" w:hAnsi="Times New Roman" w:cs="Times New Roman"/>
+          <w:sz w:val="24"/>
+        </w:rPr>
+        <w:t>О</w:t>
+      </w:r>
+      <w:r>
+        <w:rPr>
+          <w:rFonts w:ascii="Times New Roman" w:hAnsi="Times New Roman" w:cs="Times New Roman"/>
+          <w:sz w:val="24"/>
+        </w:rPr>
+        <w:t>сновная тяжесть работ по подготовке и проведению эвакуации легла на плечи женщин — сотрудниц музея</w:t>
+      </w:r>
+      <w:r>
+        <w:rPr>
+          <w:rFonts w:ascii="Times New Roman" w:hAnsi="Times New Roman" w:cs="Times New Roman"/>
+          <w:sz w:val="24"/>
+        </w:rPr>
+        <w:t>.</w:t>
+      </w:r>
+      <w:r>
+        <w:rPr>
+          <w:rFonts w:ascii="Times New Roman" w:hAnsi="Times New Roman" w:cs="Times New Roman"/>
+          <w:sz w:val="24"/>
+        </w:rPr>
+        <w:t xml:space="preserve"> </w:t>
+      </w:r>
+      <w:r>
+        <w:rPr>
+          <w:rFonts w:ascii="Times New Roman" w:hAnsi="Times New Roman" w:cs="Times New Roman"/>
+          <w:sz w:val="24"/>
+        </w:rPr>
+        <w:t>Всего до оккупации успели отправить шесть парт</w:t>
+      </w:r>
+      <w:r>
+        <w:rPr>
+          <w:rFonts w:ascii="Times New Roman" w:hAnsi="Times New Roman" w:cs="Times New Roman"/>
+          <w:sz w:val="24"/>
+        </w:rPr>
+        <w:t>ий: первые пять — вглубь страны, шест</w:t>
+      </w:r>
+      <w:r>
+        <w:rPr>
+          <w:rFonts w:ascii="Times New Roman" w:hAnsi="Times New Roman" w:cs="Times New Roman"/>
+          <w:sz w:val="24"/>
+        </w:rPr>
+        <w:t>ую</w:t>
+      </w:r>
+      <w:r>
+        <w:rPr>
+          <w:rFonts w:ascii="Times New Roman" w:hAnsi="Times New Roman" w:cs="Times New Roman"/>
+          <w:sz w:val="24"/>
+        </w:rPr>
+        <w:t xml:space="preserve"> в подвалы Исаакиевского собора. Сотрудники музея, чтобы спасти как можно больше ценностей, старались упаковать </w:t>
+      </w:r>
+      <w:r>
+        <w:rPr>
+          <w:rFonts w:ascii="Times New Roman" w:hAnsi="Times New Roman" w:cs="Times New Roman"/>
+          <w:sz w:val="24"/>
+        </w:rPr>
+        <w:t xml:space="preserve">даже те </w:t>
+      </w:r>
+      <w:r>
+        <w:rPr>
+          <w:rFonts w:ascii="Times New Roman" w:hAnsi="Times New Roman" w:cs="Times New Roman"/>
+          <w:sz w:val="24"/>
+        </w:rPr>
+        <w:t xml:space="preserve">предметы, которые не входили в эвакуационные списки. </w:t>
       </w:r>
     </w:p>
     <w:p>
@@ -103,24 +224,29 @@
           <w:rFonts w:ascii="Times New Roman" w:hAnsi="Times New Roman" w:cs="Times New Roman"/>
           <w:sz w:val="24"/>
         </w:rPr>
-        <w:t>Свидетельства немецкого присутствия сохранились даже в личных источниках: листы</w:t>
-      </w:r>
-      <w:r>
-        <w:rPr>
-          <w:rFonts w:ascii="Times New Roman" w:hAnsi="Times New Roman" w:cs="Times New Roman"/>
-          <w:sz w:val="24"/>
-        </w:rPr>
-        <w:t xml:space="preserve"> дневника ефрейтора К. </w:t>
-      </w:r>
-      <w:proofErr w:type="spellStart"/>
-      <w:r>
-        <w:rPr>
-          <w:rFonts w:ascii="Times New Roman" w:hAnsi="Times New Roman" w:cs="Times New Roman"/>
-          <w:sz w:val="24"/>
-        </w:rPr>
-        <w:t>Бютнера</w:t>
-      </w:r>
-      <w:proofErr w:type="spellEnd"/>
+        <w:t xml:space="preserve">После захвата города в сентябре 1941 года Екатерининский </w:t>
+      </w:r>
+      <w:r>
+        <w:rPr>
+          <w:rFonts w:ascii="Times New Roman" w:hAnsi="Times New Roman" w:cs="Times New Roman"/>
+          <w:sz w:val="24"/>
+        </w:rPr>
+        <w:t>и Александровский дворцы</w:t>
+      </w:r>
+      <w:r>
+        <w:rPr>
+          <w:rFonts w:ascii="Times New Roman" w:hAnsi="Times New Roman" w:cs="Times New Roman"/>
+          <w:sz w:val="24"/>
+        </w:rPr>
+        <w:t xml:space="preserve"> был</w:t>
+      </w:r>
+      <w:r>
+        <w:rPr>
+          <w:rFonts w:ascii="Times New Roman" w:hAnsi="Times New Roman" w:cs="Times New Roman"/>
+          <w:sz w:val="24"/>
+        </w:rPr>
+        <w:t>и</w:t>
+      </w:r>
       <w:r>
         <w:rPr>
           <w:rFonts w:ascii="Times New Roman" w:hAnsi="Times New Roman" w:cs="Times New Roman"/>
@@ -133,14 +259,42 @@
           <w:rFonts w:ascii="Times New Roman" w:hAnsi="Times New Roman" w:cs="Times New Roman"/>
           <w:sz w:val="24"/>
         </w:rPr>
-        <w:t>описывают город, парки, интерьеры, настроение войск, гибель и ранения. Эти записи — редкие следы пребывания врага внутри дворца, где раньш</w:t>
-      </w:r>
-      <w:r>
-        <w:rPr>
-          <w:rFonts w:ascii="Times New Roman" w:hAnsi="Times New Roman" w:cs="Times New Roman"/>
-          <w:sz w:val="24"/>
-        </w:rPr>
-        <w:t>е звучали придворные церемонии.</w:t>
+        <w:t xml:space="preserve">превращены </w:t>
+      </w:r>
+      <w:r>
+        <w:rPr>
+          <w:rFonts w:ascii="Times New Roman" w:hAnsi="Times New Roman" w:cs="Times New Roman"/>
+          <w:sz w:val="24"/>
+        </w:rPr>
+        <w:t xml:space="preserve">в </w:t>
+      </w:r>
+      <w:r>
+        <w:rPr>
+          <w:rFonts w:ascii="Times New Roman" w:hAnsi="Times New Roman" w:cs="Times New Roman"/>
+          <w:sz w:val="24"/>
+        </w:rPr>
+        <w:t>казармы и служебные помещения. Почти одновременно начался организованный грабёж — оккупанты вынос</w:t>
+      </w:r>
+      <w:r>
+        <w:rPr>
+          <w:rFonts w:ascii="Times New Roman" w:hAnsi="Times New Roman" w:cs="Times New Roman"/>
+          <w:sz w:val="24"/>
+        </w:rPr>
+        <w:t>или</w:t>
+      </w:r>
+      <w:r>
+        <w:rPr>
+          <w:rFonts w:ascii="Times New Roman" w:hAnsi="Times New Roman" w:cs="Times New Roman"/>
+          <w:sz w:val="24"/>
+        </w:rPr>
+        <w:t xml:space="preserve"> ценности из </w:t>
+      </w:r>
+      <w:r>
+        <w:rPr>
+          <w:rFonts w:ascii="Times New Roman" w:hAnsi="Times New Roman" w:cs="Times New Roman"/>
+          <w:sz w:val="24"/>
+        </w:rPr>
+        <w:t xml:space="preserve">дворцов, разрушали и уничтожали интерьеры и убранство. </w:t>
       </w:r>
     </w:p>
     <w:p>
@@ -158,35 +312,14 @@
           <w:rFonts w:ascii="Times New Roman" w:hAnsi="Times New Roman" w:cs="Times New Roman"/>
           <w:sz w:val="24"/>
         </w:rPr>
-        <w:t>Пожары и взрывы уничтожили то, что создавалось веками. Немецкие солдаты, наблюдающие за пожаром в Екатерининском дворце, фиксируют момент, когда пламя поглощало росписи, паркеты и шелка. После освобождения в 1944 году перед советскими войсками предстала траги</w:t>
-      </w:r>
-      <w:r>
-        <w:rPr>
-          <w:rFonts w:ascii="Times New Roman" w:hAnsi="Times New Roman" w:cs="Times New Roman"/>
-          <w:sz w:val="24"/>
-        </w:rPr>
-        <w:t>ческая картина: Арабесковый зал</w:t>
-      </w:r>
-      <w:r>
-        <w:rPr>
-          <w:rFonts w:ascii="Times New Roman" w:hAnsi="Times New Roman" w:cs="Times New Roman"/>
-          <w:sz w:val="24"/>
-        </w:rPr>
-        <w:t xml:space="preserve"> — груда обломков вместо тончайшей лепнины, Лионский зал </w:t>
-      </w:r>
-      <w:r>
-        <w:rPr>
-          <w:rFonts w:ascii="Times New Roman" w:hAnsi="Times New Roman" w:cs="Times New Roman"/>
-          <w:sz w:val="24"/>
-        </w:rPr>
-        <w:t>— обугленные стены, Большой зал</w:t>
-      </w:r>
-      <w:r>
-        <w:rPr>
-          <w:rFonts w:ascii="Times New Roman" w:hAnsi="Times New Roman" w:cs="Times New Roman"/>
-          <w:sz w:val="24"/>
-        </w:rPr>
-        <w:t xml:space="preserve"> — пустые проёмы вместо зеркального света. Даже Первая</w:t>
+        <w:t>После освобождения в 1944 году перед советскими войсками предстала траги</w:t>
+      </w:r>
+      <w:r>
+        <w:rPr>
+          <w:rFonts w:ascii="Times New Roman" w:hAnsi="Times New Roman" w:cs="Times New Roman"/>
+          <w:sz w:val="24"/>
+        </w:rPr>
+        <w:t>ческая картина.</w:t>
       </w:r>
       <w:r>
         <w:rPr>
@@ -195,13 +328,41 @@
         </w:rPr>
         <w:t xml:space="preserve"> </w:t>
       </w:r>
+      <w:r>
+        <w:rPr>
+          <w:rFonts w:ascii="Times New Roman" w:hAnsi="Times New Roman" w:cs="Times New Roman"/>
+          <w:sz w:val="24"/>
+        </w:rPr>
+        <w:t>Значительная</w:t>
+      </w:r>
+      <w:r>
+        <w:rPr>
+          <w:rFonts w:ascii="Times New Roman" w:hAnsi="Times New Roman" w:cs="Times New Roman"/>
+          <w:sz w:val="24"/>
+        </w:rPr>
+        <w:t xml:space="preserve"> часть</w:t>
+      </w:r>
+      <w:r>
+        <w:rPr>
+          <w:rFonts w:ascii="Times New Roman" w:hAnsi="Times New Roman" w:cs="Times New Roman"/>
+          <w:sz w:val="24"/>
+        </w:rPr>
+        <w:t xml:space="preserve"> Екатерининского дворца сожжена, в том числе трёхсотметровая анфилада</w:t>
+      </w:r>
+      <w:r>
+        <w:rPr>
+          <w:rFonts w:ascii="Times New Roman" w:hAnsi="Times New Roman" w:cs="Times New Roman"/>
+          <w:sz w:val="24"/>
+        </w:rPr>
+        <w:t xml:space="preserve"> парадных залов и </w:t>
+      </w:r>
       <w:proofErr w:type="spellStart"/>
       <w:r>
         <w:rPr>
           <w:rFonts w:ascii="Times New Roman" w:hAnsi="Times New Roman" w:cs="Times New Roman"/>
           <w:sz w:val="24"/>
         </w:rPr>
-        <w:t>антикамера</w:t>
+        <w:t>антикамеры</w:t>
       </w:r>
       <w:proofErr w:type="spellEnd"/>
       <w:r>
@@ -209,21 +370,253 @@
           <w:rFonts w:ascii="Times New Roman" w:hAnsi="Times New Roman" w:cs="Times New Roman"/>
           <w:sz w:val="24"/>
         </w:rPr>
-        <w:t xml:space="preserve"> и дворцовая церковь</w:t>
-      </w:r>
-      <w:r>
-        <w:rPr>
-          <w:rFonts w:ascii="Times New Roman" w:hAnsi="Times New Roman" w:cs="Times New Roman"/>
-          <w:sz w:val="24"/>
-        </w:rPr>
-        <w:t xml:space="preserve"> утратили сакральную тишину и художественный строй. Золотая анфилада, некогда сердце парадной архитектуры, предст</w:t>
-      </w:r>
-      <w:r>
-        <w:rPr>
-          <w:rFonts w:ascii="Times New Roman" w:hAnsi="Times New Roman" w:cs="Times New Roman"/>
-          <w:sz w:val="24"/>
-        </w:rPr>
-        <w:t>ала мёртвой и лишённой отделки.</w:t>
+        <w:t xml:space="preserve"> Растрелли.</w:t>
+      </w:r>
+      <w:r>
+        <w:rPr>
+          <w:rFonts w:ascii="Times New Roman" w:hAnsi="Times New Roman" w:cs="Times New Roman"/>
+          <w:sz w:val="24"/>
+        </w:rPr>
+        <w:t xml:space="preserve"> </w:t>
+      </w:r>
+      <w:r>
+        <w:rPr>
+          <w:rFonts w:ascii="Times New Roman" w:hAnsi="Times New Roman" w:cs="Times New Roman"/>
+          <w:sz w:val="24"/>
+        </w:rPr>
+        <w:t xml:space="preserve">Уничтожены уникальные плафоны работы </w:t>
+      </w:r>
+      <w:proofErr w:type="spellStart"/>
+      <w:r>
+        <w:rPr>
+          <w:rFonts w:ascii="Times New Roman" w:hAnsi="Times New Roman" w:cs="Times New Roman"/>
+          <w:sz w:val="24"/>
+        </w:rPr>
+        <w:t>Торели</w:t>
+      </w:r>
+      <w:proofErr w:type="spellEnd"/>
+      <w:r>
+        <w:rPr>
+          <w:rFonts w:ascii="Times New Roman" w:hAnsi="Times New Roman" w:cs="Times New Roman"/>
+          <w:sz w:val="24"/>
+        </w:rPr>
+        <w:t>, Джордано, Брюллова и других итальянских и русских мастеров.</w:t>
+      </w:r>
+      <w:r>
+        <w:rPr>
+          <w:rFonts w:ascii="Times New Roman" w:hAnsi="Times New Roman" w:cs="Times New Roman"/>
+          <w:sz w:val="24"/>
+        </w:rPr>
+        <w:t xml:space="preserve"> </w:t>
+      </w:r>
+      <w:r>
+        <w:rPr>
+          <w:rFonts w:ascii="Times New Roman" w:hAnsi="Times New Roman" w:cs="Times New Roman"/>
+          <w:sz w:val="24"/>
+        </w:rPr>
+        <w:t>С</w:t>
+      </w:r>
+      <w:r>
+        <w:rPr>
+          <w:rFonts w:ascii="Times New Roman" w:hAnsi="Times New Roman" w:cs="Times New Roman"/>
+          <w:sz w:val="24"/>
+        </w:rPr>
+        <w:t xml:space="preserve">о стен Китайской гостиной и спальни Александра I </w:t>
+      </w:r>
+      <w:r>
+        <w:rPr>
+          <w:rFonts w:ascii="Times New Roman" w:hAnsi="Times New Roman" w:cs="Times New Roman"/>
+          <w:sz w:val="24"/>
+        </w:rPr>
+        <w:t>с</w:t>
+      </w:r>
+      <w:r>
+        <w:rPr>
+          <w:rFonts w:ascii="Times New Roman" w:hAnsi="Times New Roman" w:cs="Times New Roman"/>
+          <w:sz w:val="24"/>
+        </w:rPr>
+        <w:t>одран и похищен старинный расписной китайский шёлк XVIII века.</w:t>
+      </w:r>
+      <w:r>
+        <w:rPr>
+          <w:rFonts w:ascii="Times New Roman" w:hAnsi="Times New Roman" w:cs="Times New Roman"/>
+          <w:sz w:val="24"/>
+        </w:rPr>
+        <w:t xml:space="preserve"> </w:t>
+      </w:r>
+      <w:r>
+        <w:rPr>
+          <w:rFonts w:ascii="Times New Roman" w:hAnsi="Times New Roman" w:cs="Times New Roman"/>
+          <w:sz w:val="24"/>
+        </w:rPr>
+        <w:t xml:space="preserve">Погибли наборные паркеты из ценных пород дерева, выполненные по рисункам архитектора </w:t>
+      </w:r>
+      <w:proofErr w:type="spellStart"/>
+      <w:r>
+        <w:rPr>
+          <w:rFonts w:ascii="Times New Roman" w:hAnsi="Times New Roman" w:cs="Times New Roman"/>
+          <w:sz w:val="24"/>
+        </w:rPr>
+        <w:t>Ри</w:t>
+      </w:r>
+      <w:r>
+        <w:rPr>
+          <w:rFonts w:ascii="Times New Roman" w:hAnsi="Times New Roman" w:cs="Times New Roman"/>
+          <w:sz w:val="24"/>
+        </w:rPr>
+        <w:t>н</w:t>
+      </w:r>
+      <w:r>
+        <w:rPr>
+          <w:rFonts w:ascii="Times New Roman" w:hAnsi="Times New Roman" w:cs="Times New Roman"/>
+          <w:sz w:val="24"/>
+        </w:rPr>
+        <w:t>альди</w:t>
+      </w:r>
+      <w:proofErr w:type="spellEnd"/>
+      <w:r>
+        <w:rPr>
+          <w:rFonts w:ascii="Times New Roman" w:hAnsi="Times New Roman" w:cs="Times New Roman"/>
+          <w:sz w:val="24"/>
+        </w:rPr>
+        <w:t>.</w:t>
+      </w:r>
+      <w:r>
+        <w:rPr>
+          <w:rFonts w:ascii="Times New Roman" w:hAnsi="Times New Roman" w:cs="Times New Roman"/>
+          <w:sz w:val="24"/>
+        </w:rPr>
+        <w:t xml:space="preserve"> </w:t>
+      </w:r>
+      <w:r>
+        <w:rPr>
+          <w:rFonts w:ascii="Times New Roman" w:hAnsi="Times New Roman" w:cs="Times New Roman"/>
+          <w:sz w:val="24"/>
+        </w:rPr>
+        <w:t>Александровский дворец</w:t>
+      </w:r>
+      <w:r>
+        <w:rPr>
+          <w:rFonts w:ascii="Times New Roman" w:hAnsi="Times New Roman" w:cs="Times New Roman"/>
+          <w:sz w:val="24"/>
+        </w:rPr>
+        <w:t>,</w:t>
+      </w:r>
+      <w:r>
+        <w:rPr>
+          <w:rFonts w:ascii="Times New Roman" w:hAnsi="Times New Roman" w:cs="Times New Roman"/>
+          <w:sz w:val="24"/>
+        </w:rPr>
+        <w:t xml:space="preserve"> построенный в конце XVIII века зодчим Кваренги, был разгромлен.</w:t>
+      </w:r>
+      <w:r>
+        <w:rPr>
+          <w:rFonts w:ascii="Times New Roman" w:hAnsi="Times New Roman" w:cs="Times New Roman"/>
+          <w:sz w:val="24"/>
+        </w:rPr>
+        <w:t xml:space="preserve"> </w:t>
+      </w:r>
+      <w:r>
+        <w:rPr>
+          <w:rFonts w:ascii="Times New Roman" w:hAnsi="Times New Roman" w:cs="Times New Roman"/>
+          <w:sz w:val="24"/>
+        </w:rPr>
+        <w:t>Вся музейная мебель, предметы художественного фарфора, книги из дворцовых библиотек были вывезены в Германию.</w:t>
+      </w:r>
+      <w:r>
+        <w:rPr>
+          <w:rFonts w:ascii="Times New Roman" w:hAnsi="Times New Roman" w:cs="Times New Roman"/>
+          <w:sz w:val="24"/>
+        </w:rPr>
+        <w:t xml:space="preserve"> </w:t>
+      </w:r>
+      <w:r>
+        <w:rPr>
+          <w:rFonts w:ascii="Times New Roman" w:hAnsi="Times New Roman" w:cs="Times New Roman"/>
+          <w:sz w:val="24"/>
+        </w:rPr>
+        <w:t xml:space="preserve">Знаменитый плафон «Пир богов на Олимпе» </w:t>
+      </w:r>
+      <w:r>
+        <w:rPr>
+          <w:rFonts w:ascii="Times New Roman" w:hAnsi="Times New Roman" w:cs="Times New Roman"/>
+          <w:sz w:val="24"/>
+        </w:rPr>
+        <w:t>из главного</w:t>
+      </w:r>
+      <w:r>
+        <w:rPr>
+          <w:rFonts w:ascii="Times New Roman" w:hAnsi="Times New Roman" w:cs="Times New Roman"/>
+          <w:sz w:val="24"/>
+        </w:rPr>
+        <w:t xml:space="preserve"> </w:t>
+      </w:r>
+      <w:r>
+        <w:rPr>
+          <w:rFonts w:ascii="Times New Roman" w:hAnsi="Times New Roman" w:cs="Times New Roman"/>
+          <w:sz w:val="24"/>
+        </w:rPr>
+        <w:t>зала</w:t>
+      </w:r>
+      <w:r>
+        <w:rPr>
+          <w:rFonts w:ascii="Times New Roman" w:hAnsi="Times New Roman" w:cs="Times New Roman"/>
+          <w:sz w:val="24"/>
+        </w:rPr>
+        <w:t xml:space="preserve"> павильона «Эрмитаж» был снят и увезён в Германию.</w:t>
+      </w:r>
+      <w:r>
+        <w:rPr>
+          <w:rFonts w:ascii="Times New Roman" w:hAnsi="Times New Roman" w:cs="Times New Roman"/>
+          <w:sz w:val="24"/>
+        </w:rPr>
+        <w:t xml:space="preserve"> </w:t>
+      </w:r>
+      <w:r>
+        <w:rPr>
+          <w:rFonts w:ascii="Times New Roman" w:hAnsi="Times New Roman" w:cs="Times New Roman"/>
+          <w:sz w:val="24"/>
+        </w:rPr>
+        <w:t xml:space="preserve">Была взорвана знаменитая «Турецкая баня», отделанная внутри </w:t>
+      </w:r>
+      <w:proofErr w:type="spellStart"/>
+      <w:r>
+        <w:rPr>
+          <w:rFonts w:ascii="Times New Roman" w:hAnsi="Times New Roman" w:cs="Times New Roman"/>
+          <w:sz w:val="24"/>
+        </w:rPr>
+        <w:t>олонецким</w:t>
+      </w:r>
+      <w:proofErr w:type="spellEnd"/>
+      <w:r>
+        <w:rPr>
+          <w:rFonts w:ascii="Times New Roman" w:hAnsi="Times New Roman" w:cs="Times New Roman"/>
+          <w:sz w:val="24"/>
+        </w:rPr>
+        <w:t xml:space="preserve"> мрамором с позолотой.</w:t>
+      </w:r>
+      <w:r>
+        <w:rPr>
+          <w:rFonts w:ascii="Times New Roman" w:hAnsi="Times New Roman" w:cs="Times New Roman"/>
+          <w:sz w:val="24"/>
+        </w:rPr>
+        <w:t xml:space="preserve"> </w:t>
+      </w:r>
+      <w:r>
+        <w:rPr>
+          <w:rFonts w:ascii="Times New Roman" w:hAnsi="Times New Roman" w:cs="Times New Roman"/>
+          <w:sz w:val="24"/>
+        </w:rPr>
+        <w:t xml:space="preserve">Сожжён турецкий киоск, </w:t>
+      </w:r>
+      <w:bookmarkStart w:id="0" w:name="_GoBack"/>
+      <w:bookmarkEnd w:id="0"/>
+      <w:r>
+        <w:rPr>
+          <w:rFonts w:ascii="Times New Roman" w:hAnsi="Times New Roman" w:cs="Times New Roman"/>
+          <w:sz w:val="24"/>
+        </w:rPr>
+        <w:t>построенный Кваренги в 1771–1781 годах.</w:t>
       </w:r>
     </w:p>
     <w:p>
@@ -241,63 +634,23 @@
           <w:rFonts w:ascii="Times New Roman" w:hAnsi="Times New Roman" w:cs="Times New Roman"/>
           <w:sz w:val="24"/>
         </w:rPr>
-        <w:t>Фасады, ещё недавно сиявшие в довоенных видах, теперь были повреждены артиллерией — это видно на снимке Екатерининск</w:t>
-      </w:r>
-      <w:r>
-        <w:rPr>
-          <w:rFonts w:ascii="Times New Roman" w:hAnsi="Times New Roman" w:cs="Times New Roman"/>
-          <w:sz w:val="24"/>
-        </w:rPr>
-        <w:t>ого дворца со стороны плаца</w:t>
-      </w:r>
-      <w:r>
-        <w:rPr>
-          <w:rFonts w:ascii="Times New Roman" w:hAnsi="Times New Roman" w:cs="Times New Roman"/>
-          <w:sz w:val="24"/>
-        </w:rPr>
-        <w:t xml:space="preserve">. Следы присутствия оккупантов в парке отражают фотографии с телегой у </w:t>
-      </w:r>
-      <w:r>
-        <w:rPr>
-          <w:rFonts w:ascii="Times New Roman" w:hAnsi="Times New Roman" w:cs="Times New Roman"/>
-          <w:sz w:val="24"/>
-        </w:rPr>
-        <w:t>паркового</w:t>
-      </w:r>
-      <w:r>
-        <w:rPr>
-          <w:rFonts w:ascii="Times New Roman" w:hAnsi="Times New Roman" w:cs="Times New Roman"/>
-          <w:sz w:val="24"/>
-        </w:rPr>
-        <w:t xml:space="preserve"> фасада и у па</w:t>
-      </w:r>
-      <w:r>
-        <w:rPr>
-          <w:rFonts w:ascii="Times New Roman" w:hAnsi="Times New Roman" w:cs="Times New Roman"/>
-          <w:sz w:val="24"/>
-        </w:rPr>
-        <w:t>ркового фасада в 1941–1943 г</w:t>
-      </w:r>
-      <w:r>
-        <w:rPr>
-          <w:rFonts w:ascii="Times New Roman" w:hAnsi="Times New Roman" w:cs="Times New Roman"/>
-          <w:sz w:val="24"/>
-        </w:rPr>
-        <w:t>одов</w:t>
-      </w:r>
-      <w:r>
-        <w:rPr>
-          <w:rFonts w:ascii="Times New Roman" w:hAnsi="Times New Roman" w:cs="Times New Roman"/>
-          <w:sz w:val="24"/>
-        </w:rPr>
-        <w:t>, где некогда прогулочные террасы пре</w:t>
-      </w:r>
-      <w:r>
-        <w:rPr>
-          <w:rFonts w:ascii="Times New Roman" w:hAnsi="Times New Roman" w:cs="Times New Roman"/>
-          <w:sz w:val="24"/>
-        </w:rPr>
-        <w:t>вратились в хозяйственные зоны.</w:t>
+        <w:t xml:space="preserve">Пострадали мосты и ворота парков. Среди пострадавших архитектурных памятников — Верхняя и Нижние ванны, Чесменская колонна, Арсенал, Китайский театр, </w:t>
+      </w:r>
+      <w:proofErr w:type="spellStart"/>
+      <w:r>
+        <w:rPr>
+          <w:rFonts w:ascii="Times New Roman" w:hAnsi="Times New Roman" w:cs="Times New Roman"/>
+          <w:sz w:val="24"/>
+        </w:rPr>
+        <w:t>Баболовский</w:t>
+      </w:r>
+      <w:proofErr w:type="spellEnd"/>
+      <w:r>
+        <w:rPr>
+          <w:rFonts w:ascii="Times New Roman" w:hAnsi="Times New Roman" w:cs="Times New Roman"/>
+          <w:sz w:val="24"/>
+        </w:rPr>
+        <w:t xml:space="preserve"> дворец, Фёдоровский собор.</w:t>
       </w:r>
     </w:p>
     <w:p>
@@ -315,214 +668,67 @@
           <w:rFonts w:ascii="Times New Roman" w:hAnsi="Times New Roman" w:cs="Times New Roman"/>
           <w:sz w:val="24"/>
         </w:rPr>
-        <w:t xml:space="preserve">Разорение коснулось и парков: Александровский </w:t>
-      </w:r>
-      <w:r>
-        <w:rPr>
-          <w:rFonts w:ascii="Times New Roman" w:hAnsi="Times New Roman" w:cs="Times New Roman"/>
-          <w:sz w:val="24"/>
-        </w:rPr>
-        <w:t>дворец потерял</w:t>
-      </w:r>
-      <w:r>
-        <w:rPr>
-          <w:rFonts w:ascii="Times New Roman" w:hAnsi="Times New Roman" w:cs="Times New Roman"/>
-          <w:sz w:val="24"/>
-        </w:rPr>
-        <w:t xml:space="preserve"> монументальную ясность форм, павильон «Белая башня» — архитектурную целостность, а Китайский </w:t>
-      </w:r>
-      <w:r>
-        <w:rPr>
-          <w:rFonts w:ascii="Times New Roman" w:hAnsi="Times New Roman" w:cs="Times New Roman"/>
-          <w:sz w:val="24"/>
-        </w:rPr>
-        <w:t>театр —</w:t>
-      </w:r>
-      <w:r>
-        <w:rPr>
-          <w:rFonts w:ascii="Times New Roman" w:hAnsi="Times New Roman" w:cs="Times New Roman"/>
-          <w:sz w:val="24"/>
-        </w:rPr>
-        <w:t xml:space="preserve"> декоративное убранство. </w:t>
+        <w:t xml:space="preserve">Общие цифры </w:t>
+      </w:r>
+      <w:r>
+        <w:rPr>
+          <w:rFonts w:ascii="Times New Roman" w:hAnsi="Times New Roman" w:cs="Times New Roman"/>
+          <w:sz w:val="24"/>
+        </w:rPr>
+        <w:t xml:space="preserve">культурных </w:t>
+      </w:r>
+      <w:r>
+        <w:rPr>
+          <w:rFonts w:ascii="Times New Roman" w:hAnsi="Times New Roman" w:cs="Times New Roman"/>
+          <w:sz w:val="24"/>
+        </w:rPr>
+        <w:t>утрат: до начала войны в Екатерининском дворце числилось 54 154 предмета, из которых за годы войны утрачено 42 133 предмета, в Александровском дворце – из 52 588 предметов утрачено 44 834. Янтарная комната</w:t>
+      </w:r>
+      <w:r>
+        <w:rPr>
+          <w:rFonts w:ascii="Times New Roman" w:hAnsi="Times New Roman" w:cs="Times New Roman"/>
+          <w:sz w:val="24"/>
+        </w:rPr>
+        <w:t>,</w:t>
+      </w:r>
+      <w:r>
+        <w:rPr>
+          <w:rFonts w:ascii="Times New Roman" w:hAnsi="Times New Roman" w:cs="Times New Roman"/>
+          <w:sz w:val="24"/>
+        </w:rPr>
+        <w:t xml:space="preserve"> </w:t>
+      </w:r>
+      <w:r>
+        <w:rPr>
+          <w:rFonts w:ascii="Times New Roman" w:hAnsi="Times New Roman" w:cs="Times New Roman"/>
+          <w:sz w:val="24"/>
+        </w:rPr>
+        <w:t>в</w:t>
+      </w:r>
+      <w:r>
+        <w:rPr>
+          <w:rFonts w:ascii="Times New Roman" w:hAnsi="Times New Roman" w:cs="Times New Roman"/>
+          <w:sz w:val="24"/>
+        </w:rPr>
+        <w:t>ывезенная фашистами</w:t>
+      </w:r>
+      <w:r>
+        <w:rPr>
+          <w:rFonts w:ascii="Times New Roman" w:hAnsi="Times New Roman" w:cs="Times New Roman"/>
+          <w:sz w:val="24"/>
+        </w:rPr>
+        <w:t xml:space="preserve">, до сих пор не найдена.  </w:t>
       </w:r>
     </w:p>
     <w:p>
       <w:pPr>
         <w:spacing w:after="0" w:line="360" w:lineRule="auto"/>
-        <w:ind w:firstLine="709"/>
         <w:jc w:val="both"/>
         <w:rPr>
           <w:rFonts w:ascii="Times New Roman" w:hAnsi="Times New Roman" w:cs="Times New Roman"/>
           <w:sz w:val="24"/>
         </w:rPr>
       </w:pPr>
-      <w:r>
-        <w:rPr>
-          <w:rFonts w:ascii="Times New Roman" w:hAnsi="Times New Roman" w:cs="Times New Roman"/>
-          <w:sz w:val="24"/>
-        </w:rPr>
-        <w:t>Следы трагедии сохранялись не только в музейной фиксации. Уже в первые послевоенные годы разрушения были подтверждены проектными и техническими материалами. Фрагмент фасада Большого зала 1953 г</w:t>
-      </w:r>
-      <w:r>
-        <w:rPr>
-          <w:rFonts w:ascii="Times New Roman" w:hAnsi="Times New Roman" w:cs="Times New Roman"/>
-          <w:sz w:val="24"/>
-        </w:rPr>
-        <w:t>ода</w:t>
-      </w:r>
-      <w:r>
-        <w:rPr>
-          <w:rFonts w:ascii="Times New Roman" w:hAnsi="Times New Roman" w:cs="Times New Roman"/>
-          <w:sz w:val="24"/>
-        </w:rPr>
-        <w:t xml:space="preserve"> показывает следы утраты декоративных элементов, центр дворового фасада 1953 г</w:t>
-      </w:r>
-      <w:r>
-        <w:rPr>
-          <w:rFonts w:ascii="Times New Roman" w:hAnsi="Times New Roman" w:cs="Times New Roman"/>
-          <w:sz w:val="24"/>
-        </w:rPr>
-        <w:t>ода</w:t>
-      </w:r>
-      <w:r>
-        <w:rPr>
-          <w:rFonts w:ascii="Times New Roman" w:hAnsi="Times New Roman" w:cs="Times New Roman"/>
-          <w:sz w:val="24"/>
-        </w:rPr>
-        <w:t xml:space="preserve"> демонстрирует последствия </w:t>
-      </w:r>
-      <w:r>
-        <w:rPr>
-          <w:rFonts w:ascii="Times New Roman" w:hAnsi="Times New Roman" w:cs="Times New Roman"/>
-          <w:sz w:val="24"/>
-        </w:rPr>
-        <w:lastRenderedPageBreak/>
-        <w:t>огня и ударов. Большой зал и Картинный зал 1944 г</w:t>
-      </w:r>
-      <w:r>
-        <w:rPr>
-          <w:rFonts w:ascii="Times New Roman" w:hAnsi="Times New Roman" w:cs="Times New Roman"/>
-          <w:sz w:val="24"/>
-        </w:rPr>
-        <w:t>ода</w:t>
-      </w:r>
-      <w:r>
-        <w:rPr>
-          <w:rFonts w:ascii="Times New Roman" w:hAnsi="Times New Roman" w:cs="Times New Roman"/>
-          <w:sz w:val="24"/>
-        </w:rPr>
-        <w:t xml:space="preserve"> фиксируют момент, когда интерьеры ещё находились в состоянии </w:t>
-      </w:r>
-      <w:proofErr w:type="spellStart"/>
-      <w:r>
-        <w:rPr>
-          <w:rFonts w:ascii="Times New Roman" w:hAnsi="Times New Roman" w:cs="Times New Roman"/>
-          <w:sz w:val="24"/>
-        </w:rPr>
-        <w:t>руинированности</w:t>
-      </w:r>
-      <w:proofErr w:type="spellEnd"/>
-      <w:r>
-        <w:rPr>
-          <w:rFonts w:ascii="Times New Roman" w:hAnsi="Times New Roman" w:cs="Times New Roman"/>
-          <w:sz w:val="24"/>
-        </w:rPr>
-        <w:t>. Фаса</w:t>
-      </w:r>
-      <w:r>
-        <w:rPr>
-          <w:rFonts w:ascii="Times New Roman" w:hAnsi="Times New Roman" w:cs="Times New Roman"/>
-          <w:sz w:val="24"/>
-        </w:rPr>
-        <w:t xml:space="preserve">ды левого и правого </w:t>
-      </w:r>
-      <w:proofErr w:type="spellStart"/>
-      <w:r>
-        <w:rPr>
-          <w:rFonts w:ascii="Times New Roman" w:hAnsi="Times New Roman" w:cs="Times New Roman"/>
-          <w:sz w:val="24"/>
-        </w:rPr>
-        <w:t>полуциркуля</w:t>
-      </w:r>
-      <w:proofErr w:type="spellEnd"/>
-      <w:r>
-        <w:rPr>
-          <w:rFonts w:ascii="Times New Roman" w:hAnsi="Times New Roman" w:cs="Times New Roman"/>
-          <w:sz w:val="24"/>
-        </w:rPr>
-        <w:t xml:space="preserve"> показывают, что следы разрушений оставались видимыми десятилетия спустя, служа опорой для реставрационных решений. Дополняет картину фиксация фасада </w:t>
-      </w:r>
-      <w:proofErr w:type="spellStart"/>
-      <w:r>
-        <w:rPr>
-          <w:rFonts w:ascii="Times New Roman" w:hAnsi="Times New Roman" w:cs="Times New Roman"/>
-          <w:sz w:val="24"/>
-        </w:rPr>
-        <w:t>Камероновой</w:t>
-      </w:r>
-      <w:proofErr w:type="spellEnd"/>
-      <w:r>
-        <w:rPr>
-          <w:rFonts w:ascii="Times New Roman" w:hAnsi="Times New Roman" w:cs="Times New Roman"/>
-          <w:sz w:val="24"/>
-        </w:rPr>
-        <w:t xml:space="preserve"> галереи 1940-х г</w:t>
-      </w:r>
-      <w:r>
-        <w:rPr>
-          <w:rFonts w:ascii="Times New Roman" w:hAnsi="Times New Roman" w:cs="Times New Roman"/>
-          <w:sz w:val="24"/>
-        </w:rPr>
-        <w:t>одов</w:t>
-      </w:r>
-      <w:bookmarkStart w:id="0" w:name="_GoBack"/>
-      <w:bookmarkEnd w:id="0"/>
-      <w:r>
-        <w:rPr>
-          <w:rFonts w:ascii="Times New Roman" w:hAnsi="Times New Roman" w:cs="Times New Roman"/>
-          <w:sz w:val="24"/>
-        </w:rPr>
-        <w:t>, отражающая последствия военных воздействий на один из ключевых</w:t>
-      </w:r>
-      <w:r>
-        <w:rPr>
-          <w:rFonts w:ascii="Times New Roman" w:hAnsi="Times New Roman" w:cs="Times New Roman"/>
-          <w:sz w:val="24"/>
-        </w:rPr>
-        <w:t xml:space="preserve"> архитектурных элементов парка.</w:t>
-      </w:r>
-    </w:p>
-    <w:p>
-      <w:pPr>
-        <w:spacing w:after="0" w:line="360" w:lineRule="auto"/>
-        <w:ind w:firstLine="709"/>
-        <w:jc w:val="both"/>
-        <w:rPr>
-          <w:rFonts w:ascii="Times New Roman" w:hAnsi="Times New Roman" w:cs="Times New Roman"/>
-          <w:sz w:val="24"/>
-        </w:rPr>
-      </w:pPr>
-      <w:r>
-        <w:rPr>
-          <w:rFonts w:ascii="Times New Roman" w:hAnsi="Times New Roman" w:cs="Times New Roman"/>
-          <w:sz w:val="24"/>
-        </w:rPr>
-        <w:t>Этот мир, где некогда гармония искусства, природы и истории создавали единое пространство, был разрушен методично и целенаправленно. Но именно фотографии, дневники, фиксационные альбомы, ч</w:t>
-      </w:r>
-      <w:r>
-        <w:rPr>
-          <w:rFonts w:ascii="Times New Roman" w:hAnsi="Times New Roman" w:cs="Times New Roman"/>
-          <w:sz w:val="24"/>
-        </w:rPr>
-        <w:t xml:space="preserve">ертежи и технические документы </w:t>
-      </w:r>
-      <w:r>
-        <w:rPr>
-          <w:rFonts w:ascii="Times New Roman" w:hAnsi="Times New Roman" w:cs="Times New Roman"/>
-          <w:sz w:val="24"/>
-        </w:rPr>
-        <w:t>— сохранили память о том, каким Пушкин был и каким должен был быть возвращён.</w:t>
-      </w:r>
     </w:p>
     <w:sectPr>
       <w:pgSz w:w="11906" w:h="16838"/>

--- a/Unsorted/Пушкин/разрушения/2. Пушкин. Разрушения.docx
+++ b/Unsorted/Пушкин/разрушения/2. Пушкин. Разрушения.docx
@@ -80,7 +80,56 @@
           <w:rFonts w:ascii="Times New Roman" w:hAnsi="Times New Roman" w:cs="Times New Roman"/>
           <w:sz w:val="24"/>
         </w:rPr>
-        <w:t>Война обрушилась на Пушкин как катастрофа</w:t>
+        <w:t xml:space="preserve">Война </w:t>
+      </w:r>
+      <w:r>
+        <w:rPr>
+          <w:rFonts w:ascii="Times New Roman" w:hAnsi="Times New Roman" w:cs="Times New Roman"/>
+          <w:sz w:val="24"/>
+        </w:rPr>
+        <w:t>обернулась</w:t>
+      </w:r>
+      <w:r>
+        <w:rPr>
+          <w:rFonts w:ascii="Times New Roman" w:hAnsi="Times New Roman" w:cs="Times New Roman"/>
+          <w:sz w:val="24"/>
+        </w:rPr>
+        <w:t xml:space="preserve"> </w:t>
+      </w:r>
+      <w:r>
+        <w:rPr>
+          <w:rFonts w:ascii="Times New Roman" w:hAnsi="Times New Roman" w:cs="Times New Roman"/>
+          <w:sz w:val="24"/>
+        </w:rPr>
+        <w:t>для</w:t>
+      </w:r>
+      <w:r>
+        <w:rPr>
+          <w:rFonts w:ascii="Times New Roman" w:hAnsi="Times New Roman" w:cs="Times New Roman"/>
+          <w:sz w:val="24"/>
+        </w:rPr>
+        <w:t xml:space="preserve"> Пушкин</w:t>
+      </w:r>
+      <w:r>
+        <w:rPr>
+          <w:rFonts w:ascii="Times New Roman" w:hAnsi="Times New Roman" w:cs="Times New Roman"/>
+          <w:sz w:val="24"/>
+        </w:rPr>
+        <w:t>а</w:t>
+      </w:r>
+      <w:r>
+        <w:rPr>
+          <w:rFonts w:ascii="Times New Roman" w:hAnsi="Times New Roman" w:cs="Times New Roman"/>
+          <w:sz w:val="24"/>
+        </w:rPr>
+        <w:t xml:space="preserve"> </w:t>
+      </w:r>
+      <w:r>
+        <w:rPr>
+          <w:rFonts w:ascii="Times New Roman" w:hAnsi="Times New Roman" w:cs="Times New Roman"/>
+          <w:sz w:val="24"/>
+        </w:rPr>
+        <w:t>катастрофой</w:t>
       </w:r>
       <w:r>
         <w:rPr>
@@ -370,7 +419,21 @@
           <w:rFonts w:ascii="Times New Roman" w:hAnsi="Times New Roman" w:cs="Times New Roman"/>
           <w:sz w:val="24"/>
         </w:rPr>
-        <w:t xml:space="preserve"> Растрелли.</w:t>
+        <w:t xml:space="preserve"> </w:t>
+      </w:r>
+      <w:r>
+        <w:rPr>
+          <w:rFonts w:ascii="Times New Roman" w:hAnsi="Times New Roman" w:cs="Times New Roman"/>
+          <w:sz w:val="24"/>
+        </w:rPr>
+        <w:t xml:space="preserve">Ф. </w:t>
+      </w:r>
+      <w:r>
+        <w:rPr>
+          <w:rFonts w:ascii="Times New Roman" w:hAnsi="Times New Roman" w:cs="Times New Roman"/>
+          <w:sz w:val="24"/>
+        </w:rPr>
+        <w:t>Растрелли.</w:t>
       </w:r>
       <w:r>
         <w:rPr>
@@ -386,13 +449,34 @@
         </w:rPr>
         <w:t xml:space="preserve">Уничтожены уникальные плафоны работы </w:t>
       </w:r>
+      <w:r>
+        <w:rPr>
+          <w:rFonts w:ascii="Times New Roman" w:hAnsi="Times New Roman" w:cs="Times New Roman"/>
+          <w:sz w:val="24"/>
+        </w:rPr>
+        <w:t xml:space="preserve">С. </w:t>
+      </w:r>
       <w:proofErr w:type="spellStart"/>
       <w:r>
         <w:rPr>
           <w:rFonts w:ascii="Times New Roman" w:hAnsi="Times New Roman" w:cs="Times New Roman"/>
           <w:sz w:val="24"/>
         </w:rPr>
-        <w:t>Торели</w:t>
+        <w:t>Торе</w:t>
+      </w:r>
+      <w:r>
+        <w:rPr>
+          <w:rFonts w:ascii="Times New Roman" w:hAnsi="Times New Roman" w:cs="Times New Roman"/>
+          <w:sz w:val="24"/>
+        </w:rPr>
+        <w:t>л</w:t>
+      </w:r>
+      <w:r>
+        <w:rPr>
+          <w:rFonts w:ascii="Times New Roman" w:hAnsi="Times New Roman" w:cs="Times New Roman"/>
+          <w:sz w:val="24"/>
+        </w:rPr>
+        <w:t>ли</w:t>
       </w:r>
       <w:proofErr w:type="spellEnd"/>
       <w:r>
@@ -400,7 +484,35 @@
           <w:rFonts w:ascii="Times New Roman" w:hAnsi="Times New Roman" w:cs="Times New Roman"/>
           <w:sz w:val="24"/>
         </w:rPr>
-        <w:t>, Джордано, Брюллова и других итальянских и русских мастеров.</w:t>
+        <w:t xml:space="preserve">, </w:t>
+      </w:r>
+      <w:r>
+        <w:rPr>
+          <w:rFonts w:ascii="Times New Roman" w:hAnsi="Times New Roman" w:cs="Times New Roman"/>
+          <w:sz w:val="24"/>
+        </w:rPr>
+        <w:t xml:space="preserve">Л. </w:t>
+      </w:r>
+      <w:r>
+        <w:rPr>
+          <w:rFonts w:ascii="Times New Roman" w:hAnsi="Times New Roman" w:cs="Times New Roman"/>
+          <w:sz w:val="24"/>
+        </w:rPr>
+        <w:t xml:space="preserve">Джордано, </w:t>
+      </w:r>
+      <w:r>
+        <w:rPr>
+          <w:rFonts w:ascii="Times New Roman" w:hAnsi="Times New Roman" w:cs="Times New Roman"/>
+          <w:sz w:val="24"/>
+        </w:rPr>
+        <w:t xml:space="preserve">К. </w:t>
+      </w:r>
+      <w:r>
+        <w:rPr>
+          <w:rFonts w:ascii="Times New Roman" w:hAnsi="Times New Roman" w:cs="Times New Roman"/>
+          <w:sz w:val="24"/>
+        </w:rPr>
+        <w:t>Брюллова и других итальянских и русских мастеров.</w:t>
       </w:r>
       <w:r>
         <w:rPr>
@@ -451,6 +563,13 @@
         </w:rPr>
         <w:t xml:space="preserve">Погибли наборные паркеты из ценных пород дерева, выполненные по рисункам архитектора </w:t>
       </w:r>
+      <w:r>
+        <w:rPr>
+          <w:rFonts w:ascii="Times New Roman" w:hAnsi="Times New Roman" w:cs="Times New Roman"/>
+          <w:sz w:val="24"/>
+        </w:rPr>
+        <w:t xml:space="preserve">А. </w:t>
+      </w:r>
       <w:proofErr w:type="spellStart"/>
       <w:r>
         <w:rPr>
@@ -607,16 +726,7 @@
           <w:rFonts w:ascii="Times New Roman" w:hAnsi="Times New Roman" w:cs="Times New Roman"/>
           <w:sz w:val="24"/>
         </w:rPr>
-        <w:t xml:space="preserve">Сожжён турецкий киоск, </w:t>
-      </w:r>
-      <w:bookmarkStart w:id="0" w:name="_GoBack"/>
-      <w:bookmarkEnd w:id="0"/>
-      <w:r>
-        <w:rPr>
-          <w:rFonts w:ascii="Times New Roman" w:hAnsi="Times New Roman" w:cs="Times New Roman"/>
-          <w:sz w:val="24"/>
-        </w:rPr>
-        <w:t>построенный Кваренги в 1771–1781 годах.</w:t>
+        <w:t>Сожжён турецкий киоск, построенный Кваренги в 1771–1781 годах.</w:t>
       </w:r>
     </w:p>
     <w:p>
@@ -636,6 +746,7 @@
         </w:rPr>
         <w:t xml:space="preserve">Пострадали мосты и ворота парков. Среди пострадавших архитектурных памятников — Верхняя и Нижние ванны, Чесменская колонна, Арсенал, Китайский театр, </w:t>
       </w:r>
+      <w:bookmarkStart w:id="0" w:name="_GoBack"/>
       <w:proofErr w:type="spellStart"/>
       <w:r>
         <w:rPr>
@@ -650,7 +761,15 @@
           <w:rFonts w:ascii="Times New Roman" w:hAnsi="Times New Roman" w:cs="Times New Roman"/>
           <w:sz w:val="24"/>
         </w:rPr>
-        <w:t xml:space="preserve"> дворец, Фёдоровский собор.</w:t>
+        <w:t xml:space="preserve"> дворец</w:t>
+      </w:r>
+      <w:bookmarkEnd w:id="0"/>
+      <w:r>
+        <w:rPr>
+          <w:rFonts w:ascii="Times New Roman" w:hAnsi="Times New Roman" w:cs="Times New Roman"/>
+          <w:sz w:val="24"/>
+        </w:rPr>
+        <w:t>, Фёдоровский собор.</w:t>
       </w:r>
     </w:p>
     <w:p>
